--- a/inst/rmarkdown/templates/MS_word_style.docx
+++ b/inst/rmarkdown/templates/MS_word_style.docx
@@ -2,16 +2,10 @@
 <file path=word/document.xml><?xml version="1.0" encoding="utf-8"?>
 <w:document xmlns:wpc="http://schemas.microsoft.com/office/word/2010/wordprocessingCanvas" xmlns:cx="http://schemas.microsoft.com/office/drawing/2014/chartex" xmlns:cx1="http://schemas.microsoft.com/office/drawing/2015/9/8/chartex" xmlns:cx2="http://schemas.microsoft.com/office/drawing/2015/10/21/chartex" xmlns:cx3="http://schemas.microsoft.com/office/drawing/2016/5/9/chartex" xmlns:cx4="http://schemas.microsoft.com/office/drawing/2016/5/10/chartex" xmlns:cx5="http://schemas.microsoft.com/office/drawing/2016/5/11/chartex" xmlns:cx6="http://schemas.microsoft.com/office/drawing/2016/5/12/chartex" xmlns:cx7="http://schemas.microsoft.com/office/drawing/2016/5/13/chartex" xmlns:cx8="http://schemas.microsoft.com/office/drawing/2016/5/14/chartex" xmlns:mc="http://schemas.openxmlformats.org/markup-compatibility/2006" xmlns:aink="http://schemas.microsoft.com/office/drawing/2016/ink" xmlns:am3d="http://schemas.microsoft.com/office/drawing/2017/model3d" xmlns:o="urn:schemas-microsoft-com:office:office" xmlns:oel="http://schemas.microsoft.com/office/2019/extlst" xmlns:r="http://schemas.openxmlformats.org/officeDocument/2006/relationships" xmlns:m="http://schemas.openxmlformats.org/officeDocument/2006/math" xmlns:v="urn:schemas-microsoft-com:vml" xmlns:wp14="http://schemas.microsoft.com/office/word/2010/wordprocessingDrawing" xmlns:wp="http://schemas.openxmlformats.org/drawingml/2006/wordprocessingDrawing" xmlns:w10="urn:schemas-microsoft-com:office:word" xmlns:w="http://schemas.openxmlformats.org/wordprocessingml/2006/main" xmlns:w14="http://schemas.microsoft.com/office/word/2010/wordml" xmlns:w15="http://schemas.microsoft.com/office/word/2012/wordml" xmlns:w16cex="http://schemas.microsoft.com/office/word/2018/wordml/cex" xmlns:w16cid="http://schemas.microsoft.com/office/word/2016/wordml/cid" xmlns:w16="http://schemas.microsoft.com/office/word/2018/wordml" xmlns:w16du="http://schemas.microsoft.com/office/word/2023/wordml/word16du" xmlns:w16sdtdh="http://schemas.microsoft.com/office/word/2020/wordml/sdtdatahash" xmlns:w16sdtfl="http://schemas.microsoft.com/office/word/2024/wordml/sdtformatlock" xmlns:w16se="http://schemas.microsoft.com/office/word/2015/wordml/symex" xmlns:wpg="http://schemas.microsoft.com/office/word/2010/wordprocessingGroup" xmlns:wpi="http://schemas.microsoft.com/office/word/2010/wordprocessingInk" xmlns:wne="http://schemas.microsoft.com/office/word/2006/wordml" xmlns:wps="http://schemas.microsoft.com/office/word/2010/wordprocessingShape" mc:Ignorable="w14 w15 w16se w16cid w16 w16cex w16sdtdh w16sdtfl w16du wp14">
   <w:body>
-    <w:p>
-      <w:pPr>
-        <w:rPr>
-          <w:rStyle w:val="code"/>
-        </w:rPr>
-      </w:pPr>
-    </w:p>
+    <w:p/>
     <w:sectPr>
       <w:pgSz w:w="11906" w:h="16838" w:code="9"/>
-      <w:pgMar w:top="1440" w:right="1440" w:bottom="1440" w:left="1440" w:header="708" w:footer="410" w:gutter="0"/>
+      <w:pgMar w:top="851" w:right="1440" w:bottom="851" w:left="1440" w:header="708" w:footer="410" w:gutter="0"/>
       <w:pgNumType w:start="0"/>
       <w:cols w:space="708"/>
       <w:titlePg/>
@@ -153,38 +147,50 @@
   <w:abstractNum w:abstractNumId="1" w15:restartNumberingAfterBreak="0">
     <w:nsid w:val="0000A991"/>
     <w:multiLevelType w:val="multilevel"/>
-    <w:tmpl w:val="7AA2FA3E"/>
+    <w:tmpl w:val="19E00740"/>
     <w:lvl w:ilvl="0">
       <w:numFmt w:val="bullet"/>
       <w:lvlText w:val="•"/>
       <w:lvlJc w:val="left"/>
       <w:pPr>
-        <w:ind w:left="720" w:hanging="480"/>
-      </w:pPr>
+        <w:ind w:left="227" w:hanging="170"/>
+      </w:pPr>
+      <w:rPr>
+        <w:rFonts w:hint="default"/>
+      </w:rPr>
     </w:lvl>
     <w:lvl w:ilvl="1">
       <w:numFmt w:val="bullet"/>
       <w:lvlText w:val="–"/>
       <w:lvlJc w:val="left"/>
       <w:pPr>
-        <w:ind w:left="1440" w:hanging="480"/>
-      </w:pPr>
+        <w:ind w:left="567" w:hanging="340"/>
+      </w:pPr>
+      <w:rPr>
+        <w:rFonts w:hint="default"/>
+      </w:rPr>
     </w:lvl>
     <w:lvl w:ilvl="2">
       <w:numFmt w:val="bullet"/>
       <w:lvlText w:val="•"/>
       <w:lvlJc w:val="left"/>
       <w:pPr>
-        <w:ind w:left="2160" w:hanging="480"/>
-      </w:pPr>
+        <w:ind w:left="794" w:hanging="227"/>
+      </w:pPr>
+      <w:rPr>
+        <w:rFonts w:hint="default"/>
+      </w:rPr>
     </w:lvl>
     <w:lvl w:ilvl="3">
       <w:numFmt w:val="bullet"/>
       <w:lvlText w:val="–"/>
       <w:lvlJc w:val="left"/>
       <w:pPr>
-        <w:ind w:left="2880" w:hanging="480"/>
-      </w:pPr>
+        <w:ind w:left="1021" w:hanging="227"/>
+      </w:pPr>
+      <w:rPr>
+        <w:rFonts w:hint="default"/>
+      </w:rPr>
     </w:lvl>
     <w:lvl w:ilvl="4">
       <w:numFmt w:val="bullet"/>
@@ -193,6 +199,9 @@
       <w:pPr>
         <w:ind w:left="3600" w:hanging="480"/>
       </w:pPr>
+      <w:rPr>
+        <w:rFonts w:hint="default"/>
+      </w:rPr>
     </w:lvl>
     <w:lvl w:ilvl="5">
       <w:numFmt w:val="bullet"/>
@@ -201,6 +210,9 @@
       <w:pPr>
         <w:ind w:left="4320" w:hanging="480"/>
       </w:pPr>
+      <w:rPr>
+        <w:rFonts w:hint="default"/>
+      </w:rPr>
     </w:lvl>
     <w:lvl w:ilvl="6">
       <w:numFmt w:val="bullet"/>
@@ -209,6 +221,9 @@
       <w:pPr>
         <w:ind w:left="5040" w:hanging="480"/>
       </w:pPr>
+      <w:rPr>
+        <w:rFonts w:hint="default"/>
+      </w:rPr>
     </w:lvl>
     <w:lvl w:ilvl="7">
       <w:numFmt w:val="bullet"/>
@@ -217,6 +232,9 @@
       <w:pPr>
         <w:ind w:left="5760" w:hanging="480"/>
       </w:pPr>
+      <w:rPr>
+        <w:rFonts w:hint="default"/>
+      </w:rPr>
     </w:lvl>
     <w:lvl w:ilvl="8">
       <w:numFmt w:val="bullet"/>
@@ -225,6 +243,557 @@
       <w:pPr>
         <w:ind w:left="6480" w:hanging="480"/>
       </w:pPr>
+      <w:rPr>
+        <w:rFonts w:hint="default"/>
+      </w:rPr>
+    </w:lvl>
+  </w:abstractNum>
+  <w:abstractNum w:abstractNumId="2" w15:restartNumberingAfterBreak="0">
+    <w:nsid w:val="02E4203C"/>
+    <w:multiLevelType w:val="hybridMultilevel"/>
+    <w:tmpl w:val="B4084516"/>
+    <w:lvl w:ilvl="0" w:tplc="8FB6C63A">
+      <w:start w:val="1"/>
+      <w:numFmt w:val="bullet"/>
+      <w:pStyle w:val="ListParagraph"/>
+      <w:lvlText w:val=""/>
+      <w:lvlJc w:val="left"/>
+      <w:pPr>
+        <w:ind w:left="227" w:hanging="170"/>
+      </w:pPr>
+      <w:rPr>
+        <w:rFonts w:ascii="Symbol" w:hAnsi="Symbol" w:hint="default"/>
+      </w:rPr>
+    </w:lvl>
+    <w:lvl w:ilvl="1" w:tplc="B5D081AA">
+      <w:start w:val="1"/>
+      <w:numFmt w:val="bullet"/>
+      <w:lvlText w:val="o"/>
+      <w:lvlJc w:val="left"/>
+      <w:pPr>
+        <w:ind w:left="454" w:hanging="227"/>
+      </w:pPr>
+      <w:rPr>
+        <w:rFonts w:ascii="Courier New" w:hAnsi="Courier New" w:hint="default"/>
+      </w:rPr>
+    </w:lvl>
+    <w:lvl w:ilvl="2" w:tplc="C99E4594">
+      <w:start w:val="1"/>
+      <w:numFmt w:val="bullet"/>
+      <w:lvlText w:val=""/>
+      <w:lvlJc w:val="left"/>
+      <w:pPr>
+        <w:ind w:left="1021" w:hanging="227"/>
+      </w:pPr>
+      <w:rPr>
+        <w:rFonts w:ascii="Wingdings" w:hAnsi="Wingdings" w:hint="default"/>
+      </w:rPr>
+    </w:lvl>
+    <w:lvl w:ilvl="3" w:tplc="10000001" w:tentative="1">
+      <w:start w:val="1"/>
+      <w:numFmt w:val="bullet"/>
+      <w:lvlText w:val=""/>
+      <w:lvlJc w:val="left"/>
+      <w:pPr>
+        <w:ind w:left="2880" w:hanging="360"/>
+      </w:pPr>
+      <w:rPr>
+        <w:rFonts w:ascii="Symbol" w:hAnsi="Symbol" w:hint="default"/>
+      </w:rPr>
+    </w:lvl>
+    <w:lvl w:ilvl="4" w:tplc="10000003" w:tentative="1">
+      <w:start w:val="1"/>
+      <w:numFmt w:val="bullet"/>
+      <w:lvlText w:val="o"/>
+      <w:lvlJc w:val="left"/>
+      <w:pPr>
+        <w:ind w:left="3600" w:hanging="360"/>
+      </w:pPr>
+      <w:rPr>
+        <w:rFonts w:ascii="Courier New" w:hAnsi="Courier New" w:cs="Courier New" w:hint="default"/>
+      </w:rPr>
+    </w:lvl>
+    <w:lvl w:ilvl="5" w:tplc="10000005" w:tentative="1">
+      <w:start w:val="1"/>
+      <w:numFmt w:val="bullet"/>
+      <w:lvlText w:val=""/>
+      <w:lvlJc w:val="left"/>
+      <w:pPr>
+        <w:ind w:left="4320" w:hanging="360"/>
+      </w:pPr>
+      <w:rPr>
+        <w:rFonts w:ascii="Wingdings" w:hAnsi="Wingdings" w:hint="default"/>
+      </w:rPr>
+    </w:lvl>
+    <w:lvl w:ilvl="6" w:tplc="10000001" w:tentative="1">
+      <w:start w:val="1"/>
+      <w:numFmt w:val="bullet"/>
+      <w:lvlText w:val=""/>
+      <w:lvlJc w:val="left"/>
+      <w:pPr>
+        <w:ind w:left="5040" w:hanging="360"/>
+      </w:pPr>
+      <w:rPr>
+        <w:rFonts w:ascii="Symbol" w:hAnsi="Symbol" w:hint="default"/>
+      </w:rPr>
+    </w:lvl>
+    <w:lvl w:ilvl="7" w:tplc="10000003" w:tentative="1">
+      <w:start w:val="1"/>
+      <w:numFmt w:val="bullet"/>
+      <w:lvlText w:val="o"/>
+      <w:lvlJc w:val="left"/>
+      <w:pPr>
+        <w:ind w:left="5760" w:hanging="360"/>
+      </w:pPr>
+      <w:rPr>
+        <w:rFonts w:ascii="Courier New" w:hAnsi="Courier New" w:cs="Courier New" w:hint="default"/>
+      </w:rPr>
+    </w:lvl>
+    <w:lvl w:ilvl="8" w:tplc="10000005" w:tentative="1">
+      <w:start w:val="1"/>
+      <w:numFmt w:val="bullet"/>
+      <w:lvlText w:val=""/>
+      <w:lvlJc w:val="left"/>
+      <w:pPr>
+        <w:ind w:left="6480" w:hanging="360"/>
+      </w:pPr>
+      <w:rPr>
+        <w:rFonts w:ascii="Wingdings" w:hAnsi="Wingdings" w:hint="default"/>
+      </w:rPr>
+    </w:lvl>
+  </w:abstractNum>
+  <w:abstractNum w:abstractNumId="3" w15:restartNumberingAfterBreak="0">
+    <w:nsid w:val="4FDB40C8"/>
+    <w:multiLevelType w:val="hybridMultilevel"/>
+    <w:tmpl w:val="DADEF3F2"/>
+    <w:lvl w:ilvl="0" w:tplc="10000001">
+      <w:start w:val="1"/>
+      <w:numFmt w:val="bullet"/>
+      <w:lvlText w:val=""/>
+      <w:lvlJc w:val="left"/>
+      <w:pPr>
+        <w:ind w:left="960" w:hanging="360"/>
+      </w:pPr>
+      <w:rPr>
+        <w:rFonts w:ascii="Symbol" w:hAnsi="Symbol" w:hint="default"/>
+      </w:rPr>
+    </w:lvl>
+    <w:lvl w:ilvl="1" w:tplc="10000003" w:tentative="1">
+      <w:start w:val="1"/>
+      <w:numFmt w:val="bullet"/>
+      <w:lvlText w:val="o"/>
+      <w:lvlJc w:val="left"/>
+      <w:pPr>
+        <w:ind w:left="1680" w:hanging="360"/>
+      </w:pPr>
+      <w:rPr>
+        <w:rFonts w:ascii="Courier New" w:hAnsi="Courier New" w:cs="Courier New" w:hint="default"/>
+      </w:rPr>
+    </w:lvl>
+    <w:lvl w:ilvl="2" w:tplc="10000005" w:tentative="1">
+      <w:start w:val="1"/>
+      <w:numFmt w:val="bullet"/>
+      <w:lvlText w:val=""/>
+      <w:lvlJc w:val="left"/>
+      <w:pPr>
+        <w:ind w:left="2400" w:hanging="360"/>
+      </w:pPr>
+      <w:rPr>
+        <w:rFonts w:ascii="Wingdings" w:hAnsi="Wingdings" w:hint="default"/>
+      </w:rPr>
+    </w:lvl>
+    <w:lvl w:ilvl="3" w:tplc="10000001" w:tentative="1">
+      <w:start w:val="1"/>
+      <w:numFmt w:val="bullet"/>
+      <w:lvlText w:val=""/>
+      <w:lvlJc w:val="left"/>
+      <w:pPr>
+        <w:ind w:left="3120" w:hanging="360"/>
+      </w:pPr>
+      <w:rPr>
+        <w:rFonts w:ascii="Symbol" w:hAnsi="Symbol" w:hint="default"/>
+      </w:rPr>
+    </w:lvl>
+    <w:lvl w:ilvl="4" w:tplc="10000003" w:tentative="1">
+      <w:start w:val="1"/>
+      <w:numFmt w:val="bullet"/>
+      <w:lvlText w:val="o"/>
+      <w:lvlJc w:val="left"/>
+      <w:pPr>
+        <w:ind w:left="3840" w:hanging="360"/>
+      </w:pPr>
+      <w:rPr>
+        <w:rFonts w:ascii="Courier New" w:hAnsi="Courier New" w:cs="Courier New" w:hint="default"/>
+      </w:rPr>
+    </w:lvl>
+    <w:lvl w:ilvl="5" w:tplc="10000005" w:tentative="1">
+      <w:start w:val="1"/>
+      <w:numFmt w:val="bullet"/>
+      <w:lvlText w:val=""/>
+      <w:lvlJc w:val="left"/>
+      <w:pPr>
+        <w:ind w:left="4560" w:hanging="360"/>
+      </w:pPr>
+      <w:rPr>
+        <w:rFonts w:ascii="Wingdings" w:hAnsi="Wingdings" w:hint="default"/>
+      </w:rPr>
+    </w:lvl>
+    <w:lvl w:ilvl="6" w:tplc="10000001" w:tentative="1">
+      <w:start w:val="1"/>
+      <w:numFmt w:val="bullet"/>
+      <w:lvlText w:val=""/>
+      <w:lvlJc w:val="left"/>
+      <w:pPr>
+        <w:ind w:left="5280" w:hanging="360"/>
+      </w:pPr>
+      <w:rPr>
+        <w:rFonts w:ascii="Symbol" w:hAnsi="Symbol" w:hint="default"/>
+      </w:rPr>
+    </w:lvl>
+    <w:lvl w:ilvl="7" w:tplc="10000003" w:tentative="1">
+      <w:start w:val="1"/>
+      <w:numFmt w:val="bullet"/>
+      <w:lvlText w:val="o"/>
+      <w:lvlJc w:val="left"/>
+      <w:pPr>
+        <w:ind w:left="6000" w:hanging="360"/>
+      </w:pPr>
+      <w:rPr>
+        <w:rFonts w:ascii="Courier New" w:hAnsi="Courier New" w:cs="Courier New" w:hint="default"/>
+      </w:rPr>
+    </w:lvl>
+    <w:lvl w:ilvl="8" w:tplc="10000005" w:tentative="1">
+      <w:start w:val="1"/>
+      <w:numFmt w:val="bullet"/>
+      <w:lvlText w:val=""/>
+      <w:lvlJc w:val="left"/>
+      <w:pPr>
+        <w:ind w:left="6720" w:hanging="360"/>
+      </w:pPr>
+      <w:rPr>
+        <w:rFonts w:ascii="Wingdings" w:hAnsi="Wingdings" w:hint="default"/>
+      </w:rPr>
+    </w:lvl>
+  </w:abstractNum>
+  <w:abstractNum w:abstractNumId="4" w15:restartNumberingAfterBreak="0">
+    <w:nsid w:val="66C27D51"/>
+    <w:multiLevelType w:val="hybridMultilevel"/>
+    <w:tmpl w:val="C484B8B0"/>
+    <w:lvl w:ilvl="0" w:tplc="10000001">
+      <w:start w:val="1"/>
+      <w:numFmt w:val="bullet"/>
+      <w:lvlText w:val=""/>
+      <w:lvlJc w:val="left"/>
+      <w:pPr>
+        <w:ind w:left="960" w:hanging="360"/>
+      </w:pPr>
+      <w:rPr>
+        <w:rFonts w:ascii="Symbol" w:hAnsi="Symbol" w:hint="default"/>
+      </w:rPr>
+    </w:lvl>
+    <w:lvl w:ilvl="1" w:tplc="10000003" w:tentative="1">
+      <w:start w:val="1"/>
+      <w:numFmt w:val="bullet"/>
+      <w:lvlText w:val="o"/>
+      <w:lvlJc w:val="left"/>
+      <w:pPr>
+        <w:ind w:left="1680" w:hanging="360"/>
+      </w:pPr>
+      <w:rPr>
+        <w:rFonts w:ascii="Courier New" w:hAnsi="Courier New" w:cs="Courier New" w:hint="default"/>
+      </w:rPr>
+    </w:lvl>
+    <w:lvl w:ilvl="2" w:tplc="10000005" w:tentative="1">
+      <w:start w:val="1"/>
+      <w:numFmt w:val="bullet"/>
+      <w:lvlText w:val=""/>
+      <w:lvlJc w:val="left"/>
+      <w:pPr>
+        <w:ind w:left="2400" w:hanging="360"/>
+      </w:pPr>
+      <w:rPr>
+        <w:rFonts w:ascii="Wingdings" w:hAnsi="Wingdings" w:hint="default"/>
+      </w:rPr>
+    </w:lvl>
+    <w:lvl w:ilvl="3" w:tplc="10000001" w:tentative="1">
+      <w:start w:val="1"/>
+      <w:numFmt w:val="bullet"/>
+      <w:lvlText w:val=""/>
+      <w:lvlJc w:val="left"/>
+      <w:pPr>
+        <w:ind w:left="3120" w:hanging="360"/>
+      </w:pPr>
+      <w:rPr>
+        <w:rFonts w:ascii="Symbol" w:hAnsi="Symbol" w:hint="default"/>
+      </w:rPr>
+    </w:lvl>
+    <w:lvl w:ilvl="4" w:tplc="10000003" w:tentative="1">
+      <w:start w:val="1"/>
+      <w:numFmt w:val="bullet"/>
+      <w:lvlText w:val="o"/>
+      <w:lvlJc w:val="left"/>
+      <w:pPr>
+        <w:ind w:left="3840" w:hanging="360"/>
+      </w:pPr>
+      <w:rPr>
+        <w:rFonts w:ascii="Courier New" w:hAnsi="Courier New" w:cs="Courier New" w:hint="default"/>
+      </w:rPr>
+    </w:lvl>
+    <w:lvl w:ilvl="5" w:tplc="10000005" w:tentative="1">
+      <w:start w:val="1"/>
+      <w:numFmt w:val="bullet"/>
+      <w:lvlText w:val=""/>
+      <w:lvlJc w:val="left"/>
+      <w:pPr>
+        <w:ind w:left="4560" w:hanging="360"/>
+      </w:pPr>
+      <w:rPr>
+        <w:rFonts w:ascii="Wingdings" w:hAnsi="Wingdings" w:hint="default"/>
+      </w:rPr>
+    </w:lvl>
+    <w:lvl w:ilvl="6" w:tplc="10000001" w:tentative="1">
+      <w:start w:val="1"/>
+      <w:numFmt w:val="bullet"/>
+      <w:lvlText w:val=""/>
+      <w:lvlJc w:val="left"/>
+      <w:pPr>
+        <w:ind w:left="5280" w:hanging="360"/>
+      </w:pPr>
+      <w:rPr>
+        <w:rFonts w:ascii="Symbol" w:hAnsi="Symbol" w:hint="default"/>
+      </w:rPr>
+    </w:lvl>
+    <w:lvl w:ilvl="7" w:tplc="10000003" w:tentative="1">
+      <w:start w:val="1"/>
+      <w:numFmt w:val="bullet"/>
+      <w:lvlText w:val="o"/>
+      <w:lvlJc w:val="left"/>
+      <w:pPr>
+        <w:ind w:left="6000" w:hanging="360"/>
+      </w:pPr>
+      <w:rPr>
+        <w:rFonts w:ascii="Courier New" w:hAnsi="Courier New" w:cs="Courier New" w:hint="default"/>
+      </w:rPr>
+    </w:lvl>
+    <w:lvl w:ilvl="8" w:tplc="10000005" w:tentative="1">
+      <w:start w:val="1"/>
+      <w:numFmt w:val="bullet"/>
+      <w:lvlText w:val=""/>
+      <w:lvlJc w:val="left"/>
+      <w:pPr>
+        <w:ind w:left="6720" w:hanging="360"/>
+      </w:pPr>
+      <w:rPr>
+        <w:rFonts w:ascii="Wingdings" w:hAnsi="Wingdings" w:hint="default"/>
+      </w:rPr>
+    </w:lvl>
+  </w:abstractNum>
+  <w:abstractNum w:abstractNumId="5" w15:restartNumberingAfterBreak="0">
+    <w:nsid w:val="76403BBE"/>
+    <w:multiLevelType w:val="multilevel"/>
+    <w:tmpl w:val="19E00740"/>
+    <w:lvl w:ilvl="0">
+      <w:numFmt w:val="bullet"/>
+      <w:lvlText w:val="•"/>
+      <w:lvlJc w:val="left"/>
+      <w:pPr>
+        <w:ind w:left="227" w:hanging="170"/>
+      </w:pPr>
+      <w:rPr>
+        <w:rFonts w:hint="default"/>
+      </w:rPr>
+    </w:lvl>
+    <w:lvl w:ilvl="1">
+      <w:numFmt w:val="bullet"/>
+      <w:lvlText w:val="–"/>
+      <w:lvlJc w:val="left"/>
+      <w:pPr>
+        <w:ind w:left="567" w:hanging="340"/>
+      </w:pPr>
+      <w:rPr>
+        <w:rFonts w:hint="default"/>
+      </w:rPr>
+    </w:lvl>
+    <w:lvl w:ilvl="2">
+      <w:numFmt w:val="bullet"/>
+      <w:lvlText w:val="•"/>
+      <w:lvlJc w:val="left"/>
+      <w:pPr>
+        <w:ind w:left="794" w:hanging="227"/>
+      </w:pPr>
+      <w:rPr>
+        <w:rFonts w:hint="default"/>
+      </w:rPr>
+    </w:lvl>
+    <w:lvl w:ilvl="3">
+      <w:numFmt w:val="bullet"/>
+      <w:lvlText w:val="–"/>
+      <w:lvlJc w:val="left"/>
+      <w:pPr>
+        <w:ind w:left="1021" w:hanging="227"/>
+      </w:pPr>
+      <w:rPr>
+        <w:rFonts w:hint="default"/>
+      </w:rPr>
+    </w:lvl>
+    <w:lvl w:ilvl="4">
+      <w:numFmt w:val="bullet"/>
+      <w:lvlText w:val="•"/>
+      <w:lvlJc w:val="left"/>
+      <w:pPr>
+        <w:ind w:left="3600" w:hanging="480"/>
+      </w:pPr>
+      <w:rPr>
+        <w:rFonts w:hint="default"/>
+      </w:rPr>
+    </w:lvl>
+    <w:lvl w:ilvl="5">
+      <w:numFmt w:val="bullet"/>
+      <w:lvlText w:val="–"/>
+      <w:lvlJc w:val="left"/>
+      <w:pPr>
+        <w:ind w:left="4320" w:hanging="480"/>
+      </w:pPr>
+      <w:rPr>
+        <w:rFonts w:hint="default"/>
+      </w:rPr>
+    </w:lvl>
+    <w:lvl w:ilvl="6">
+      <w:numFmt w:val="bullet"/>
+      <w:lvlText w:val="•"/>
+      <w:lvlJc w:val="left"/>
+      <w:pPr>
+        <w:ind w:left="5040" w:hanging="480"/>
+      </w:pPr>
+      <w:rPr>
+        <w:rFonts w:hint="default"/>
+      </w:rPr>
+    </w:lvl>
+    <w:lvl w:ilvl="7">
+      <w:numFmt w:val="bullet"/>
+      <w:lvlText w:val="–"/>
+      <w:lvlJc w:val="left"/>
+      <w:pPr>
+        <w:ind w:left="5760" w:hanging="480"/>
+      </w:pPr>
+      <w:rPr>
+        <w:rFonts w:hint="default"/>
+      </w:rPr>
+    </w:lvl>
+    <w:lvl w:ilvl="8">
+      <w:numFmt w:val="bullet"/>
+      <w:lvlText w:val="•"/>
+      <w:lvlJc w:val="left"/>
+      <w:pPr>
+        <w:ind w:left="6480" w:hanging="480"/>
+      </w:pPr>
+      <w:rPr>
+        <w:rFonts w:hint="default"/>
+      </w:rPr>
+    </w:lvl>
+  </w:abstractNum>
+  <w:abstractNum w:abstractNumId="6" w15:restartNumberingAfterBreak="0">
+    <w:nsid w:val="7D2242EC"/>
+    <w:multiLevelType w:val="multilevel"/>
+    <w:tmpl w:val="19E00740"/>
+    <w:lvl w:ilvl="0">
+      <w:numFmt w:val="bullet"/>
+      <w:lvlText w:val="•"/>
+      <w:lvlJc w:val="left"/>
+      <w:pPr>
+        <w:ind w:left="227" w:hanging="170"/>
+      </w:pPr>
+      <w:rPr>
+        <w:rFonts w:hint="default"/>
+      </w:rPr>
+    </w:lvl>
+    <w:lvl w:ilvl="1">
+      <w:numFmt w:val="bullet"/>
+      <w:lvlText w:val="–"/>
+      <w:lvlJc w:val="left"/>
+      <w:pPr>
+        <w:ind w:left="567" w:hanging="340"/>
+      </w:pPr>
+      <w:rPr>
+        <w:rFonts w:hint="default"/>
+      </w:rPr>
+    </w:lvl>
+    <w:lvl w:ilvl="2">
+      <w:numFmt w:val="bullet"/>
+      <w:lvlText w:val="•"/>
+      <w:lvlJc w:val="left"/>
+      <w:pPr>
+        <w:ind w:left="794" w:hanging="227"/>
+      </w:pPr>
+      <w:rPr>
+        <w:rFonts w:hint="default"/>
+      </w:rPr>
+    </w:lvl>
+    <w:lvl w:ilvl="3">
+      <w:numFmt w:val="bullet"/>
+      <w:lvlText w:val="–"/>
+      <w:lvlJc w:val="left"/>
+      <w:pPr>
+        <w:ind w:left="1021" w:hanging="227"/>
+      </w:pPr>
+      <w:rPr>
+        <w:rFonts w:hint="default"/>
+      </w:rPr>
+    </w:lvl>
+    <w:lvl w:ilvl="4">
+      <w:numFmt w:val="bullet"/>
+      <w:lvlText w:val="•"/>
+      <w:lvlJc w:val="left"/>
+      <w:pPr>
+        <w:ind w:left="3600" w:hanging="480"/>
+      </w:pPr>
+      <w:rPr>
+        <w:rFonts w:hint="default"/>
+      </w:rPr>
+    </w:lvl>
+    <w:lvl w:ilvl="5">
+      <w:numFmt w:val="bullet"/>
+      <w:lvlText w:val="–"/>
+      <w:lvlJc w:val="left"/>
+      <w:pPr>
+        <w:ind w:left="4320" w:hanging="480"/>
+      </w:pPr>
+      <w:rPr>
+        <w:rFonts w:hint="default"/>
+      </w:rPr>
+    </w:lvl>
+    <w:lvl w:ilvl="6">
+      <w:numFmt w:val="bullet"/>
+      <w:lvlText w:val="•"/>
+      <w:lvlJc w:val="left"/>
+      <w:pPr>
+        <w:ind w:left="5040" w:hanging="480"/>
+      </w:pPr>
+      <w:rPr>
+        <w:rFonts w:hint="default"/>
+      </w:rPr>
+    </w:lvl>
+    <w:lvl w:ilvl="7">
+      <w:numFmt w:val="bullet"/>
+      <w:lvlText w:val="–"/>
+      <w:lvlJc w:val="left"/>
+      <w:pPr>
+        <w:ind w:left="5760" w:hanging="480"/>
+      </w:pPr>
+      <w:rPr>
+        <w:rFonts w:hint="default"/>
+      </w:rPr>
+    </w:lvl>
+    <w:lvl w:ilvl="8">
+      <w:numFmt w:val="bullet"/>
+      <w:lvlText w:val="•"/>
+      <w:lvlJc w:val="left"/>
+      <w:pPr>
+        <w:ind w:left="6480" w:hanging="480"/>
+      </w:pPr>
+      <w:rPr>
+        <w:rFonts w:hint="default"/>
+      </w:rPr>
     </w:lvl>
   </w:abstractNum>
   <w:num w:numId="1" w16cid:durableId="1380393401">
@@ -232,6 +801,24 @@
   </w:num>
   <w:num w:numId="2" w16cid:durableId="776214511">
     <w:abstractNumId w:val="1"/>
+  </w:num>
+  <w:num w:numId="3" w16cid:durableId="1678388556">
+    <w:abstractNumId w:val="5"/>
+  </w:num>
+  <w:num w:numId="4" w16cid:durableId="1571498733">
+    <w:abstractNumId w:val="6"/>
+  </w:num>
+  <w:num w:numId="5" w16cid:durableId="1405183959">
+    <w:abstractNumId w:val="4"/>
+  </w:num>
+  <w:num w:numId="6" w16cid:durableId="706372479">
+    <w:abstractNumId w:val="3"/>
+  </w:num>
+  <w:num w:numId="7" w16cid:durableId="58017399">
+    <w:abstractNumId w:val="2"/>
+  </w:num>
+  <w:num w:numId="8" w16cid:durableId="147017170">
+    <w:abstractNumId w:val="0"/>
   </w:num>
 </w:numbering>
 </file>
@@ -244,7 +831,7 @@
         <w:rFonts w:asciiTheme="minorHAnsi" w:eastAsiaTheme="minorHAnsi" w:hAnsiTheme="minorHAnsi" w:cstheme="minorBidi"/>
         <w:sz w:val="22"/>
         <w:szCs w:val="22"/>
-        <w:lang w:eastAsia="en-US" w:bidi="ar-SA"/>
+        <w:lang w:val="en-NL" w:eastAsia="en-US" w:bidi="ar-SA"/>
       </w:rPr>
     </w:rPrDefault>
     <w:pPrDefault>
@@ -681,11 +1268,11 @@
     <w:uiPriority w:val="9"/>
     <w:unhideWhenUsed/>
     <w:qFormat/>
-    <w:rsid w:val="002E6DB8"/>
+    <w:rsid w:val="001E63BC"/>
     <w:pPr>
       <w:keepNext/>
       <w:keepLines/>
-      <w:spacing w:before="240" w:after="160" w:line="240" w:lineRule="auto"/>
+      <w:spacing w:before="220" w:after="100" w:line="240" w:lineRule="auto"/>
       <w:outlineLvl w:val="1"/>
     </w:pPr>
     <w:rPr>
@@ -801,7 +1388,7 @@
     <w:basedOn w:val="DefaultParagraphFont"/>
     <w:link w:val="Heading2"/>
     <w:uiPriority w:val="9"/>
-    <w:rsid w:val="002E6DB8"/>
+    <w:rsid w:val="001E63BC"/>
     <w:rPr>
       <w:rFonts w:ascii="Amasis MT Pro" w:eastAsiaTheme="majorEastAsia" w:hAnsi="Amasis MT Pro" w:cstheme="majorBidi"/>
       <w:color w:val="2E74B5" w:themeColor="accent5" w:themeShade="BF"/>
@@ -844,10 +1431,12 @@
     <w:basedOn w:val="Normal"/>
     <w:uiPriority w:val="34"/>
     <w:qFormat/>
-    <w:rsid w:val="00814E07"/>
+    <w:rsid w:val="003A769B"/>
     <w:pPr>
+      <w:numPr>
+        <w:numId w:val="7"/>
+      </w:numPr>
       <w:spacing w:after="40"/>
-      <w:ind w:left="720"/>
       <w:contextualSpacing/>
     </w:pPr>
   </w:style>
@@ -1673,6 +2262,46 @@
       <w:rFonts w:ascii="Segoe UI" w:hAnsi="Segoe UI" w:cs="Segoe UI"/>
       <w:sz w:val="18"/>
       <w:szCs w:val="18"/>
+      <w:lang w:val="nl-NL"/>
+    </w:rPr>
+  </w:style>
+  <w:style w:type="paragraph" w:customStyle="1" w:styleId="Compact">
+    <w:name w:val="Compact"/>
+    <w:basedOn w:val="Normal"/>
+    <w:next w:val="Normal"/>
+    <w:qFormat/>
+    <w:rsid w:val="00965985"/>
+    <w:pPr>
+      <w:numPr>
+        <w:ilvl w:val="2"/>
+      </w:numPr>
+      <w:spacing w:line="276" w:lineRule="auto"/>
+    </w:pPr>
+  </w:style>
+  <w:style w:type="paragraph" w:customStyle="1" w:styleId="TableCompact">
+    <w:name w:val="Table Compact"/>
+    <w:basedOn w:val="Normal"/>
+    <w:link w:val="TableCompactChar"/>
+    <w:qFormat/>
+    <w:rsid w:val="00403DCB"/>
+    <w:pPr>
+      <w:keepNext/>
+      <w:keepLines/>
+    </w:pPr>
+    <w:rPr>
+      <w:b/>
+      <w:sz w:val="20"/>
+    </w:rPr>
+  </w:style>
+  <w:style w:type="character" w:customStyle="1" w:styleId="TableCompactChar">
+    <w:name w:val="Table Compact Char"/>
+    <w:basedOn w:val="DefaultParagraphFont"/>
+    <w:link w:val="TableCompact"/>
+    <w:rsid w:val="00403DCB"/>
+    <w:rPr>
+      <w:rFonts w:ascii="Amasis MT Pro" w:hAnsi="Amasis MT Pro"/>
+      <w:b/>
+      <w:sz w:val="20"/>
       <w:lang w:val="nl-NL"/>
     </w:rPr>
   </w:style>
@@ -1972,16 +2601,4 @@
     </a:ext>
   </a:extLst>
 </a:theme>
-</file>
-
-<file path=customXml/item1.xml><?xml version="1.0" encoding="utf-8"?>
-<b:Sources xmlns:b="http://schemas.openxmlformats.org/officeDocument/2006/bibliography" xmlns="http://schemas.openxmlformats.org/officeDocument/2006/bibliography" SelectedStyle="\APASixthEditionOfficeOnline.xsl" StyleName="APA" Version="6"/>
-</file>
-
-<file path=customXml/itemProps1.xml><?xml version="1.0" encoding="utf-8"?>
-<ds:datastoreItem xmlns:ds="http://schemas.openxmlformats.org/officeDocument/2006/customXml" ds:itemID="{FD7437F3-1554-42D6-92D3-E0516984D8A4}">
-  <ds:schemaRefs>
-    <ds:schemaRef ds:uri="http://schemas.openxmlformats.org/officeDocument/2006/bibliography"/>
-  </ds:schemaRefs>
-</ds:datastoreItem>
 </file>